--- a/data/employees/EMP047/AST-EMP047-03.docx
+++ b/data/employees/EMP047/AST-EMP047-03.docx
@@ -7,10 +7,7 @@
         <w:pStyle w:val="Heading1"/>
       </w:pPr>
       <w:r>
-        <w:rPr>
-          <w:sz w:val="36"/>
-        </w:rPr>
-        <w:t>Design specification - EMP047</w:t>
+        <w:t>Ast Emp047 03 - EMP047</w:t>
       </w:r>
     </w:p>
     <w:p>
@@ -18,130 +15,32 @@
         <w:pStyle w:val="Heading2"/>
       </w:pPr>
       <w:r>
-        <w:t>Document Metadata</w:t>
-      </w:r>
-    </w:p>
-    <w:tbl>
-      <w:tblPr>
-        <w:tblStyle w:val="TableGrid"/>
-        <w:tblW w:type="auto" w:w="0"/>
-        <w:tblLook w:firstColumn="1" w:firstRow="1" w:lastColumn="0" w:lastRow="0" w:noHBand="0" w:noVBand="1" w:val="04A0"/>
-      </w:tblPr>
-      <w:tblGrid>
-        <w:gridCol w:w="4320"/>
-        <w:gridCol w:w="4320"/>
-      </w:tblGrid>
-      <w:tr>
-        <w:tc>
-          <w:tcPr>
-            <w:tcW w:type="dxa" w:w="4320"/>
-          </w:tcPr>
-          <w:p>
-            <w:r>
-              <w:t>Author</w:t>
-            </w:r>
-          </w:p>
-        </w:tc>
-        <w:tc>
-          <w:tcPr>
-            <w:tcW w:type="dxa" w:w="4320"/>
-          </w:tcPr>
-          <w:p>
-            <w:r>
-              <w:t>Riley Patel</w:t>
-            </w:r>
-          </w:p>
-        </w:tc>
-      </w:tr>
-      <w:tr>
-        <w:tc>
-          <w:tcPr>
-            <w:tcW w:type="dxa" w:w="4320"/>
-          </w:tcPr>
-          <w:p>
-            <w:r>
-              <w:t>Role / Department</w:t>
-            </w:r>
-          </w:p>
-        </w:tc>
-        <w:tc>
-          <w:tcPr>
-            <w:tcW w:type="dxa" w:w="4320"/>
-          </w:tcPr>
-          <w:p>
-            <w:r>
-              <w:t>Director | R&amp;D</w:t>
-            </w:r>
-          </w:p>
-        </w:tc>
-      </w:tr>
-      <w:tr>
-        <w:tc>
-          <w:tcPr>
-            <w:tcW w:type="dxa" w:w="4320"/>
-          </w:tcPr>
-          <w:p>
-            <w:r>
-              <w:t>Location</w:t>
-            </w:r>
-          </w:p>
-        </w:tc>
-        <w:tc>
-          <w:tcPr>
-            <w:tcW w:type="dxa" w:w="4320"/>
-          </w:tcPr>
-          <w:p>
-            <w:r>
-              <w:t>Austin</w:t>
-            </w:r>
-          </w:p>
-        </w:tc>
-      </w:tr>
-      <w:tr>
-        <w:tc>
-          <w:tcPr>
-            <w:tcW w:type="dxa" w:w="4320"/>
-          </w:tcPr>
-          <w:p>
-            <w:r>
-              <w:t>Last Modified</w:t>
-            </w:r>
-          </w:p>
-        </w:tc>
-        <w:tc>
-          <w:tcPr>
-            <w:tcW w:type="dxa" w:w="4320"/>
-          </w:tcPr>
-          <w:p>
-            <w:r>
-              <w:t>2025-02-20</w:t>
-            </w:r>
-          </w:p>
-        </w:tc>
-      </w:tr>
-    </w:tbl>
-    <w:p/>
-    <w:p>
-      <w:pPr>
-        <w:pStyle w:val="Heading2"/>
-      </w:pPr>
-      <w:r>
-        <w:t>Specification</w:t>
+        <w:t>Page 1</w:t>
       </w:r>
     </w:p>
     <w:p>
       <w:r>
-        <w:t>Design Specification: High-Throughput Experimentation Platform</w:t>
+        <w:t>Section 1: Department KPI performance. EMP047 contributes to ast emp047 03 through recurring collaboration, clear ownership boundaries, and measurable outcomes. The team captures decisions, open issues, and handoffs so that knowledge remains discoverable for future programs.</w:t>
       </w:r>
     </w:p>
     <w:p>
       <w:r>
-        <w:t>Version: 0.9 (Draft)</w:t>
+        <w:t>Section 2: Customer escalation analysis. EMP047 contributes to ast emp047 03 through recurring collaboration, clear ownership boundaries, and measurable outcomes. The team captures decisions, open issues, and handoffs so that knowledge remains discoverable for future programs.</w:t>
       </w:r>
     </w:p>
     <w:p>
       <w:r>
-        <w:t>This specification describes the architecture for the automated high-throughput experimentation platform. Robotic sample handling integrates with the LIMS via REST API. ML-driven parameter optimisation suggests next experiment conditions based on Bayesian optimisation.</w:t>
+        <w:t>Section 3: Data quality remediation. EMP047 contributes to ast emp047 03 through recurring collaboration, clear ownership boundaries, and measurable outcomes. The team captures decisions, open issues, and handoffs so that knowledge remains discoverable for future programs.</w:t>
+      </w:r>
+    </w:p>
+    <w:p>
+      <w:r>
+        <w:t>Section 4: Data quality remediation. EMP047 contributes to ast emp047 03 through recurring collaboration, clear ownership boundaries, and measurable outcomes. The team captures decisions, open issues, and handoffs so that knowledge remains discoverable for future programs.</w:t>
+      </w:r>
+    </w:p>
+    <w:p>
+      <w:r>
+        <w:br w:type="page"/>
       </w:r>
     </w:p>
     <w:p>
@@ -149,12 +48,60 @@
         <w:pStyle w:val="Heading2"/>
       </w:pPr>
       <w:r>
-        <w:t>Author Competencies</w:t>
+        <w:t>Page 2</w:t>
       </w:r>
     </w:p>
     <w:p>
       <w:r>
-        <w:t>Power BI, TypeScript, MLOps, Fabric</w:t>
+        <w:t>Section 1: Customer escalation analysis. EMP047 contributes to ast emp047 03 through recurring collaboration, clear ownership boundaries, and measurable outcomes. The team captures decisions, open issues, and handoffs so that knowledge remains discoverable for future programs.</w:t>
+      </w:r>
+    </w:p>
+    <w:p>
+      <w:r>
+        <w:t>Section 2: Operational risk review. EMP047 contributes to ast emp047 03 through recurring collaboration, clear ownership boundaries, and measurable outcomes. The team captures decisions, open issues, and handoffs so that knowledge remains discoverable for future programs.</w:t>
+      </w:r>
+    </w:p>
+    <w:p>
+      <w:r>
+        <w:t>Section 3: Automation backlog refinement. EMP047 contributes to ast emp047 03 through recurring collaboration, clear ownership boundaries, and measurable outcomes. The team captures decisions, open issues, and handoffs so that knowledge remains discoverable for future programs.</w:t>
+      </w:r>
+    </w:p>
+    <w:p>
+      <w:r>
+        <w:t>Section 4: Department KPI performance. EMP047 contributes to ast emp047 03 through recurring collaboration, clear ownership boundaries, and measurable outcomes. The team captures decisions, open issues, and handoffs so that knowledge remains discoverable for future programs.</w:t>
+      </w:r>
+    </w:p>
+    <w:p>
+      <w:r>
+        <w:br w:type="page"/>
+      </w:r>
+    </w:p>
+    <w:p>
+      <w:pPr>
+        <w:pStyle w:val="Heading2"/>
+      </w:pPr>
+      <w:r>
+        <w:t>Page 3</w:t>
+      </w:r>
+    </w:p>
+    <w:p>
+      <w:r>
+        <w:t>Section 1: Customer escalation analysis. EMP047 contributes to ast emp047 03 through recurring collaboration, clear ownership boundaries, and measurable outcomes. The team captures decisions, open issues, and handoffs so that knowledge remains discoverable for future programs.</w:t>
+      </w:r>
+    </w:p>
+    <w:p>
+      <w:r>
+        <w:t>Section 2: Automation backlog refinement. EMP047 contributes to ast emp047 03 through recurring collaboration, clear ownership boundaries, and measurable outcomes. The team captures decisions, open issues, and handoffs so that knowledge remains discoverable for future programs.</w:t>
+      </w:r>
+    </w:p>
+    <w:p>
+      <w:r>
+        <w:t>Section 3: Data quality remediation. EMP047 contributes to ast emp047 03 through recurring collaboration, clear ownership boundaries, and measurable outcomes. The team captures decisions, open issues, and handoffs so that knowledge remains discoverable for future programs.</w:t>
+      </w:r>
+    </w:p>
+    <w:p>
+      <w:r>
+        <w:t>Section 4: Quarterly delivery milestones. EMP047 contributes to ast emp047 03 through recurring collaboration, clear ownership boundaries, and measurable outcomes. The team captures decisions, open issues, and handoffs so that knowledge remains discoverable for future programs.</w:t>
       </w:r>
     </w:p>
     <w:sectPr>
